--- a/pr-preview/pr-16/chapters/set-proofs-tracked-changes.docx
+++ b/pr-preview/pr-16/chapters/set-proofs-tracked-changes.docx
@@ -28,7 +28,7 @@
       </w:pPr>
       <w:ins w:id="3" w:author="PR Preview" w:date="2026-01-01T00:00:00Z">
         <w:r>
-          <w:t xml:space="preserve">Last modified: 2026-10-23 15:15:41 (PDT)</w:t>
+          <w:t xml:space="preserve">Last modified: 2026-10-23 16:22:15 (PDT)</w:t>
         </w:r>
       </w:ins>
     </w:p>
@@ -6613,7 +6613,7 @@
         </w:r>
       </w:ins>
     </w:p>
-    <w:bookmarkStart w:id="36" w:name="exr-absorption"/>
+    <w:bookmarkStart w:id="36" w:name="exr-set-absorption"/>
     <w:p>
       <w:pPr>
         <w:pStyle w:val="FirstParagraph"/>
@@ -6793,7 +6793,7 @@
       </w:ins>
     </w:p>
     <w:bookmarkEnd w:id="36"/>
-    <w:bookmarkStart w:id="40" w:name="sol-absorption"/>
+    <w:bookmarkStart w:id="40" w:name="sol-set-absorption"/>
     <w:p>
       <w:pPr>
         <w:pStyle w:val="BodyText"/>
@@ -14134,6 +14134,20 @@
     </w:p>
     <w:bookmarkEnd w:id="63"/>
     <w:bookmarkEnd w:id="64"/>
+    <w:bookmarkStart w:id="66" w:name="references"/>
+    <w:p>
+      <w:pPr>
+        <w:pStyle w:val="Heading1"/>
+      </w:pPr>
+      <w:ins w:id="1147" w:author="PR Preview" w:date="2026-01-01T00:00:00Z">
+        <w:r>
+          <w:t xml:space="preserve">References</w:t>
+        </w:r>
+      </w:ins>
+    </w:p>
+    <w:bookmarkStart w:id="65" w:name="refs"/>
+    <w:bookmarkEnd w:id="65"/>
+    <w:bookmarkEnd w:id="66"/>
     <w:sectPr>
       <w:footnotePr>
         <w:numRestart w:val="eachSect"/>
